--- a/nexasoft_incidencias/docs/Bitacora_Diaria_4.docx
+++ b/nexasoft_incidencias/docs/Bitacora_Diaria_4.docx
@@ -8339,7 +8339,7 @@
               <w:rPr>
                 <w:sz w:val="17"/>
               </w:rPr>
-              <w:t xml:space="preserve">Tickets concluidos: FEAT-001 (commit ff8bebc) y FEAT-002 (commit del Día 4) integrados en main, con 32/32 pruebas automáticas y pruebas manuales E1–E15 aprobadas. Los cinco tickets de la práctica quedan resueltos.</w:t>
+              <w:t xml:space="preserve"> FEAT-001 (commit ff8bebc) y FEAT-002 (commit del Día 4) integrados en main, con 32/32 pruebas automáticas y pruebas manuales E1–E15 aprobadas. Los cinco tickets de la práctica quedan resueltos.</w:t>
             </w:r>
           </w:p>
           <w:p>
